--- a/mon/toan/ma_tran/MaTran_DacTa_LuyenTap_Toan12_2026-2027.docx
+++ b/mon/toan/ma_tran/MaTran_DacTa_LuyenTap_Toan12_2026-2027.docx
@@ -30191,6 +30191,9 @@
     </w:p>
     <w:sectPr>
       <w:headerReference w:type="default" r:id="rId9"/>
+      <w:footerReference w:type="default" r:id="rId10"/>
+      <w:headerReference w:type="first" r:id="rId11"/>
+      <w:footerReference w:type="first" r:id="rId12"/>
       <w:pgSz w:w="16838" w:h="11906" w:orient="landscape"/>
       <w:pgMar w:top="850" w:right="850" w:bottom="850" w:left="850" w:header="720" w:footer="720" w:gutter="0"/>
       <w:cols w:space="720"/>
@@ -30198,6 +30201,26 @@
     </w:sectPr>
   </w:body>
 </w:document>
+</file>
+
+<file path=word/footer1.xml><?xml version="1.0" encoding="utf-8"?>
+<w:ftr xmlns:m="http://schemas.openxmlformats.org/officeDocument/2006/math" xmlns:mc="http://schemas.openxmlformats.org/markup-compatibility/2006" xmlns:mo="http://schemas.microsoft.com/office/mac/office/2008/main" xmlns:mv="urn:schemas-microsoft-com:mac:vml" xmlns:o="urn:schemas-microsoft-com:office:office" xmlns:r="http://schemas.openxmlformats.org/officeDocument/2006/relationships" xmlns:v="urn:schemas-microsoft-com:vml" xmlns:w10="urn:schemas-microsoft-com:office:word" xmlns:w14="http://schemas.microsoft.com/office/word/2010/wordml" xmlns:w="http://schemas.openxmlformats.org/wordprocessingml/2006/main" xmlns:wne="http://schemas.microsoft.com/office/word/2006/wordml" xmlns:wp14="http://schemas.microsoft.com/office/word/2010/wordprocessingDrawing" xmlns:wp="http://schemas.openxmlformats.org/drawingml/2006/wordprocessingDrawing" xmlns:wpc="http://schemas.microsoft.com/office/word/2010/wordprocessingCanvas" xmlns:wpg="http://schemas.microsoft.com/office/word/2010/wordprocessingGroup" xmlns:wpi="http://schemas.microsoft.com/office/word/2010/wordprocessingInk" xmlns:wps="http://schemas.microsoft.com/office/word/2010/wordprocessingShape" mc:Ignorable="w14 wp14">
+  <w:p>
+    <w:pPr>
+      <w:pStyle w:val="Footer"/>
+    </w:pPr>
+  </w:p>
+</w:ftr>
+</file>
+
+<file path=word/footer2.xml><?xml version="1.0" encoding="utf-8"?>
+<w:ftr xmlns:m="http://schemas.openxmlformats.org/officeDocument/2006/math" xmlns:mc="http://schemas.openxmlformats.org/markup-compatibility/2006" xmlns:mo="http://schemas.microsoft.com/office/mac/office/2008/main" xmlns:mv="urn:schemas-microsoft-com:mac:vml" xmlns:o="urn:schemas-microsoft-com:office:office" xmlns:r="http://schemas.openxmlformats.org/officeDocument/2006/relationships" xmlns:v="urn:schemas-microsoft-com:vml" xmlns:w10="urn:schemas-microsoft-com:office:word" xmlns:w14="http://schemas.microsoft.com/office/word/2010/wordml" xmlns:w="http://schemas.openxmlformats.org/wordprocessingml/2006/main" xmlns:wne="http://schemas.microsoft.com/office/word/2006/wordml" xmlns:wp14="http://schemas.microsoft.com/office/word/2010/wordprocessingDrawing" xmlns:wp="http://schemas.openxmlformats.org/drawingml/2006/wordprocessingDrawing" xmlns:wpc="http://schemas.microsoft.com/office/word/2010/wordprocessingCanvas" xmlns:wpg="http://schemas.microsoft.com/office/word/2010/wordprocessingGroup" xmlns:wpi="http://schemas.microsoft.com/office/word/2010/wordprocessingInk" xmlns:wps="http://schemas.microsoft.com/office/word/2010/wordprocessingShape" mc:Ignorable="w14 wp14">
+  <w:p>
+    <w:pPr>
+      <w:pStyle w:val="Footer"/>
+    </w:pPr>
+  </w:p>
+</w:ftr>
 </file>
 
 <file path=word/header1.xml><?xml version="1.0" encoding="utf-8"?>
@@ -30215,12 +30238,20 @@
         <w:i/>
         <w:sz w:val="20"/>
       </w:rPr>
-      <w:t>TỔ TOÁN – TRƯỜNG THPT VĨNH THẠNH</w:t>
-      <w:tab/>
-      <w:t>Ma trận, đặc tả đề luyện tập Toán 12</w:t>
+      <w:t>TỔ TOÁN – TRƯỜNG THPTMa trận, đặc tả đề luyện tập Toán 12</w:t>
       <w:tab/>
       <w:t>Năm học 2026 – 2027</w:t>
     </w:r>
+  </w:p>
+</w:hdr>
+</file>
+
+<file path=word/header2.xml><?xml version="1.0" encoding="utf-8"?>
+<w:hdr xmlns:m="http://schemas.openxmlformats.org/officeDocument/2006/math" xmlns:mc="http://schemas.openxmlformats.org/markup-compatibility/2006" xmlns:mo="http://schemas.microsoft.com/office/mac/office/2008/main" xmlns:mv="urn:schemas-microsoft-com:mac:vml" xmlns:o="urn:schemas-microsoft-com:office:office" xmlns:r="http://schemas.openxmlformats.org/officeDocument/2006/relationships" xmlns:v="urn:schemas-microsoft-com:vml" xmlns:w10="urn:schemas-microsoft-com:office:word" xmlns:w14="http://schemas.microsoft.com/office/word/2010/wordml" xmlns:w="http://schemas.openxmlformats.org/wordprocessingml/2006/main" xmlns:wne="http://schemas.microsoft.com/office/word/2006/wordml" xmlns:wp14="http://schemas.microsoft.com/office/word/2010/wordprocessingDrawing" xmlns:wp="http://schemas.openxmlformats.org/drawingml/2006/wordprocessingDrawing" xmlns:wpc="http://schemas.microsoft.com/office/word/2010/wordprocessingCanvas" xmlns:wpg="http://schemas.microsoft.com/office/word/2010/wordprocessingGroup" xmlns:wpi="http://schemas.microsoft.com/office/word/2010/wordprocessingInk" xmlns:wps="http://schemas.microsoft.com/office/word/2010/wordprocessingShape" mc:Ignorable="w14 wp14">
+  <w:p>
+    <w:pPr>
+      <w:pStyle w:val="Header"/>
+    </w:pPr>
   </w:p>
 </w:hdr>
 </file>
